--- a/word_reports/LP_0235_위치_280_Mary Hopkin_Those Were th.docx
+++ b/word_reports/LP_0235_위치_280_Mary Hopkin_Those Were th.docx
@@ -4,7 +4,7 @@
   <w:body>
     <w:p>
       <w:pPr>
-        <w:spacing w:after="280"/>
+        <w:spacing w:after="80"/>
       </w:pPr>
       <w:r>
         <w:rPr w:rFonts="맑은 고딕">
@@ -13,94 +13,47 @@
           <w:color w:val="1E3A8A"/>
           <w:sz w:val="30"/>
         </w:rPr>
-        <w:t>[280] Mary Hopkin - Those Were the Days</w:t>
+        <w:t>Mary Hopkin (메리 홉킨) - Those Were the Days</w:t>
       </w:r>
     </w:p>
     <w:p>
       <w:pPr>
-        <w:spacing w:after="320"/>
+        <w:spacing w:after="240"/>
       </w:pPr>
       <w:r>
         <w:rPr w:rFonts="맑은 고딕">
           <w:rFonts w:ascii="맑은 고딕" w:hAnsi="맑은 고딕" w:eastAsia="맑은 고딕"/>
           <w:b/>
-          <w:sz w:val="20"/>
+          <w:color w:val="4B5563"/>
+          <w:sz w:val="22"/>
         </w:rPr>
-        <w:t>■ 위치 : 280</w:t>
-        <w:br/>
-      </w:r>
-      <w:r>
-        <w:rPr w:rFonts="맑은 고딕">
-          <w:rFonts w:ascii="맑은 고딕" w:hAnsi="맑은 고딕" w:eastAsia="맑은 고딕"/>
-          <w:b/>
-          <w:sz w:val="20"/>
-        </w:rPr>
-        <w:t>■ 아티스트 : Mary Hopkin</w:t>
-        <w:br/>
-      </w:r>
-      <w:r>
-        <w:rPr w:rFonts="맑은 고딕">
-          <w:rFonts w:ascii="맑은 고딕" w:hAnsi="맑은 고딕" w:eastAsia="맑은 고딕"/>
-          <w:b/>
-          <w:sz w:val="20"/>
-        </w:rPr>
-        <w:t>■ 앨범명 : Those Were the Days</w:t>
-        <w:br/>
-      </w:r>
-      <w:r>
-        <w:rPr w:rFonts="맑은 고딕">
-          <w:rFonts w:ascii="맑은 고딕" w:hAnsi="맑은 고딕" w:eastAsia="맑은 고딕"/>
-          <w:b w:val="0"/>
-          <w:sz w:val="20"/>
-        </w:rPr>
-        <w:t>■ 음반 레이블 : Apple Records</w:t>
-        <w:br/>
-      </w:r>
-      <w:r>
-        <w:rPr w:rFonts="맑은 고딕">
-          <w:rFonts w:ascii="맑은 고딕" w:hAnsi="맑은 고딕" w:eastAsia="맑은 고딕"/>
-          <w:b w:val="0"/>
-          <w:sz w:val="20"/>
-        </w:rPr>
-        <w:t>■ 발매년도 : 1972</w:t>
-        <w:br/>
-      </w:r>
-      <w:r>
-        <w:rPr w:rFonts="맑은 고딕">
-          <w:rFonts w:ascii="맑은 고딕" w:hAnsi="맑은 고딕" w:eastAsia="맑은 고딕"/>
-          <w:b w:val="0"/>
-          <w:sz w:val="20"/>
-        </w:rPr>
-        <w:t>■ 장르 : 포크, 트래디셔널 팝, 바록 팝 (Folk, Traditional Pop, Baroque Pop)</w:t>
-        <w:br/>
-      </w:r>
-      <w:r>
-        <w:rPr w:rFonts="맑은 고딕">
-          <w:rFonts w:ascii="맑은 고딕" w:hAnsi="맑은 고딕" w:eastAsia="맑은 고딕"/>
-          <w:b w:val="0"/>
-          <w:sz w:val="20"/>
-        </w:rPr>
-        <w:t>■ 주요 수록곡 : 1. Those Were the Days</w:t>
-        <w:br/>
+        <w:t>위치 :  280</w:t>
       </w:r>
     </w:p>
     <w:p>
       <w:pPr>
-        <w:spacing w:after="160"/>
+        <w:spacing w:line="324" w:lineRule="auto" w:before="80" w:after="160"/>
       </w:pPr>
       <w:r>
         <w:rPr w:rFonts="맑은 고딕">
           <w:rFonts w:ascii="맑은 고딕" w:hAnsi="맑은 고딕" w:eastAsia="맑은 고딕"/>
           <w:b/>
           <w:color w:val="1F2937"/>
-          <w:sz w:val="24"/>
+          <w:sz w:val="22"/>
         </w:rPr>
-        <w:t>■ 음반 해설 및 감상 가이드</w:t>
+        <w:t xml:space="preserve">[음반 소개] </w:t>
+      </w:r>
+      <w:r>
+        <w:rPr w:rFonts="맑은 고딕">
+          <w:rFonts w:ascii="맑은 고딕" w:hAnsi="맑은 고딕" w:eastAsia="맑은 고딕"/>
+          <w:b w:val="0"/>
+          <w:sz w:val="21"/>
+        </w:rPr>
       </w:r>
     </w:p>
     <w:p>
       <w:pPr>
-        <w:spacing w:line="312" w:lineRule="auto" w:after="120"/>
+        <w:spacing w:line="324" w:lineRule="auto" w:after="120"/>
       </w:pPr>
       <w:r>
         <w:rPr w:rFonts="맑은 고딕">
@@ -108,51 +61,516 @@
           <w:b w:val="0"/>
           <w:sz w:val="21"/>
         </w:rPr>
-        <w:t>청아하고 순수한 음색으로 1960년대 후반 팝 음악계에 신선한 울림을 주었던 웨일스 출신의 포크 싱어 메리 홉킨(Mary Hopkin). 이 음반은 비틀즈의 폴 매카트니(Paul McCartney)가 직접 발굴하고 프로듀싱하여 그녀를 단숨에 세계적인 스타덤에 올린 전설적인 타이틀곡 "Those Were the Days"를 필두로, 그녀가 애플 레코드(Apple Records) 시절 남긴 음악적 정수를 담아낸 명작입니다. 수줍음 많은 청순한 소녀에서 시대를 대표하는 아티스트로 거듭난 그녀의 아날로그 감성이 이 앨범 한 장에 고스란히 집약되어 있습니다.</w:t>
+        <w:t>메리 홉킨의 순백처럼 맑고 청아한 음색은 시간의 강을 거슬러 아득한 청춘의 기억을 소환하는 신비로운 힘을 지니고 있습니다. 비틀즈의 폴 매카트니가 발굴하고 제작을 맡아 세상에 울려 퍼진 이 작품은, 슬라브풍의 애수 어린 멜로디와 포크의 순수함이 결합하여 팝 음악사에 불멸의 서정시로 남았습니다. 상실과 그리움을 노래하면서도 따스한 온기로 마음을 어루만지는 선율은, 반세기가 지난 오늘날에도 여전히 우리의 가슴속에 깊고 푸른 여운을 남깁니다.</w:t>
       </w:r>
     </w:p>
     <w:p>
       <w:pPr>
-        <w:spacing w:line="312" w:lineRule="auto" w:after="120"/>
+        <w:spacing w:line="324" w:lineRule="auto" w:before="200" w:after="80"/>
       </w:pPr>
+      <w:r>
+        <w:rPr w:rFonts="맑은 고딕">
+          <w:rFonts w:ascii="맑은 고딕" w:hAnsi="맑은 고딕" w:eastAsia="맑은 고딕"/>
+          <w:b/>
+          <w:color w:val="1E3A8A"/>
+          <w:sz w:val="24"/>
+        </w:rPr>
+        <w:t>1. 음반 데이터</w:t>
+      </w:r>
+    </w:p>
+    <w:p>
+      <w:pPr>
+        <w:spacing w:line="324" w:lineRule="auto" w:after="80"/>
+      </w:pPr>
+      <w:r>
+        <w:rPr w:rFonts="맑은 고딕">
+          <w:rFonts w:ascii="맑은 고딕" w:hAnsi="맑은 고딕" w:eastAsia="맑은 고딕"/>
+          <w:b w:val="0"/>
+          <w:color w:val="6B7280"/>
+          <w:sz w:val="21"/>
+        </w:rPr>
+        <w:t xml:space="preserve">· </w:t>
+      </w:r>
+      <w:r>
+        <w:rPr w:rFonts="맑은 고딕">
+          <w:rFonts w:ascii="맑은 고딕" w:hAnsi="맑은 고딕" w:eastAsia="맑은 고딕"/>
+          <w:b/>
+          <w:color w:val="1F2937"/>
+          <w:sz w:val="21"/>
+        </w:rPr>
+        <w:t xml:space="preserve">앨범명: </w:t>
+      </w:r>
       <w:r>
         <w:rPr w:rFonts="맑은 고딕">
           <w:rFonts w:ascii="맑은 고딕" w:hAnsi="맑은 고딕" w:eastAsia="맑은 고딕"/>
           <w:b w:val="0"/>
           <w:sz w:val="21"/>
         </w:rPr>
-        <w:t>메리 홉킨의 독보적인 매력은 들뜬 기교 없이 맑고 깨끗하게 퍼지는 음색과 시적 감수성에 있습니다. 타이틀곡 "Those Were the Days"는 동유럽의 전통 멜로디에 바탕을 둔 애잔한 포크 곡으로, 지나간 청춘과 그리운 시절에 대한 짙은 향수를 불러일으킵니다. 폴 매카트니의 섬세한 픽킹이 돋보이는 어쿠스틱 기타와 우아한 오케스트레이션 편곡은 홉킨의 천사 같은 보컬과 완벽하게 어우러지며, 듣는 이로 하여금 아련한 추억의 한 페이지를 넘기는 듯한 깊은 감동을 선사합니다.</w:t>
+        <w:t>Those Were the Days</w:t>
       </w:r>
     </w:p>
     <w:p>
       <w:pPr>
-        <w:spacing w:line="312" w:lineRule="auto" w:after="120"/>
+        <w:spacing w:line="324" w:lineRule="auto" w:after="80"/>
       </w:pPr>
+      <w:r>
+        <w:rPr w:rFonts="맑은 고딕">
+          <w:rFonts w:ascii="맑은 고딕" w:hAnsi="맑은 고딕" w:eastAsia="맑은 고딕"/>
+          <w:b w:val="0"/>
+          <w:color w:val="6B7280"/>
+          <w:sz w:val="21"/>
+        </w:rPr>
+        <w:t xml:space="preserve">· </w:t>
+      </w:r>
+      <w:r>
+        <w:rPr w:rFonts="맑은 고딕">
+          <w:rFonts w:ascii="맑은 고딕" w:hAnsi="맑은 고딕" w:eastAsia="맑은 고딕"/>
+          <w:b/>
+          <w:color w:val="1F2937"/>
+          <w:sz w:val="21"/>
+        </w:rPr>
+        <w:t xml:space="preserve">아티스트: </w:t>
+      </w:r>
       <w:r>
         <w:rPr w:rFonts="맑은 고딕">
           <w:rFonts w:ascii="맑은 고딕" w:hAnsi="맑은 고딕" w:eastAsia="맑은 고딕"/>
           <w:b w:val="0"/>
           <w:sz w:val="21"/>
         </w:rPr>
-        <w:t>수록곡들 역시 앨범의 완성도를 더욱 견고하게 지지합니다. 폴 매카트니가 그녀의 목소리에 맞추어 직접 작곡해 준 상큼한 포크 팝 "Goodbye", 유로비전 송 콘테스트에서 2위를 차지하며 통발라드의 매력을 발산한 "Knock, Knock Who's There?", 그리고 도리스 데이의 명곡을 보다 따뜻하고 서정적인 감성으로 재해석한 "Que Sera, Sera" 등 매력적인 트랙들이 촘촘히 채워져 있습니다. 당시 애플 레코드 특유의 따뜻하고 풍성한 사운드 프로덕션은 그녀의 목소리에 한층 더 기품 있는 온기를 더해줍니다.</w:t>
+        <w:t>Mary Hopkin (메리 홉킨)</w:t>
       </w:r>
     </w:p>
     <w:p>
       <w:pPr>
-        <w:spacing w:line="312" w:lineRule="auto" w:after="120"/>
+        <w:spacing w:line="324" w:lineRule="auto" w:after="80"/>
       </w:pPr>
+      <w:r>
+        <w:rPr w:rFonts="맑은 고딕">
+          <w:rFonts w:ascii="맑은 고딕" w:hAnsi="맑은 고딕" w:eastAsia="맑은 고딕"/>
+          <w:b w:val="0"/>
+          <w:color w:val="6B7280"/>
+          <w:sz w:val="21"/>
+        </w:rPr>
+        <w:t xml:space="preserve">· </w:t>
+      </w:r>
+      <w:r>
+        <w:rPr w:rFonts="맑은 고딕">
+          <w:rFonts w:ascii="맑은 고딕" w:hAnsi="맑은 고딕" w:eastAsia="맑은 고딕"/>
+          <w:b/>
+          <w:color w:val="1F2937"/>
+          <w:sz w:val="21"/>
+        </w:rPr>
+        <w:t xml:space="preserve">발매 정보: </w:t>
+      </w:r>
       <w:r>
         <w:rPr w:rFonts="맑은 고딕">
           <w:rFonts w:ascii="맑은 고딕" w:hAnsi="맑은 고딕" w:eastAsia="맑은 고딕"/>
           <w:b w:val="0"/>
           <w:sz w:val="21"/>
         </w:rPr>
-        <w:t>LP 판에 바늘을 올리고 아날로그 회전을 통해 흘러나오는 이 음반은, 디지털 음원에서는 느낄 수 없는 1970년대 특유의 아늑한 서정성을 직관적으로 전달합니다. 바쁜 현대 사회의 소음에서 벗어나 편안한 위로와 아날로그적 휴식을 갈망하는 리스너들에게 이 앨범은 더없이 완벽한 음악적 안식처가 되어줄 것이며, 포크-팝 역사상 가장 아름다운 멜로디를 담아낸 소중한 유산으로 기억될 것입니다.</w:t>
+        <w:t>1968년 비틀즈가 설립한 애플 레코드(Apple Records)의 출범과 함께 공개된 역사적인 음반으로, 폴 매카트니가 직접 프로듀싱을 맡아 민요의 고전성과 현대 팝의 세련미를 집대성한 걸작입니다.</w:t>
+      </w:r>
+    </w:p>
+    <w:p>
+      <w:pPr>
+        <w:spacing w:line="324" w:lineRule="auto" w:after="80"/>
+      </w:pPr>
+      <w:r>
+        <w:rPr w:rFonts="맑은 고딕">
+          <w:rFonts w:ascii="맑은 고딕" w:hAnsi="맑은 고딕" w:eastAsia="맑은 고딕"/>
+          <w:b w:val="0"/>
+          <w:color w:val="6B7280"/>
+          <w:sz w:val="21"/>
+        </w:rPr>
+        <w:t xml:space="preserve">· </w:t>
+      </w:r>
+      <w:r>
+        <w:rPr w:rFonts="맑은 고딕">
+          <w:rFonts w:ascii="맑은 고딕" w:hAnsi="맑은 고딕" w:eastAsia="맑은 고딕"/>
+          <w:b/>
+          <w:color w:val="1F2937"/>
+          <w:sz w:val="21"/>
+        </w:rPr>
+        <w:t xml:space="preserve">LP 인기도(판매량): </w:t>
+      </w:r>
+      <w:r>
+        <w:rPr w:rFonts="맑은 고딕">
+          <w:rFonts w:ascii="맑은 고딕" w:hAnsi="맑은 고딕" w:eastAsia="맑은 고딕"/>
+          <w:b w:val="0"/>
+          <w:sz w:val="21"/>
+        </w:rPr>
+        <w:t>발매 직후 영국 싱글 차트에서 비틀즈의 'Hey Jude'를 밀어내고 당당히 1위를 차지했으며, 미국 빌보드 핫 100 차트 2위 및 글로벌 800만 장 이상의 경이적인 판매고를 기록하며 전 세계적인 신드롬을 일으켰습니다.</w:t>
+      </w:r>
+    </w:p>
+    <w:p>
+      <w:pPr>
+        <w:spacing w:line="324" w:lineRule="auto" w:after="80"/>
+      </w:pPr>
+      <w:r>
+        <w:rPr w:rFonts="맑은 고딕">
+          <w:rFonts w:ascii="맑은 고딕" w:hAnsi="맑은 고딕" w:eastAsia="맑은 고딕"/>
+          <w:b w:val="0"/>
+          <w:color w:val="6B7280"/>
+          <w:sz w:val="21"/>
+        </w:rPr>
+        <w:t xml:space="preserve">· </w:t>
+      </w:r>
+      <w:r>
+        <w:rPr w:rFonts="맑은 고딕">
+          <w:rFonts w:ascii="맑은 고딕" w:hAnsi="맑은 고딕" w:eastAsia="맑은 고딕"/>
+          <w:b/>
+          <w:color w:val="1F2937"/>
+          <w:sz w:val="21"/>
+        </w:rPr>
+        <w:t xml:space="preserve">각종 수상경력: </w:t>
+      </w:r>
+      <w:r>
+        <w:rPr w:rFonts="맑은 고딕">
+          <w:rFonts w:ascii="맑은 고딕" w:hAnsi="맑은 고딕" w:eastAsia="맑은 고딕"/>
+          <w:b w:val="0"/>
+          <w:sz w:val="21"/>
+        </w:rPr>
+        <w:t>전 세계 다수 국가에서 골드 레코드(RIAA) 인증을 획득하였으며, 1960년대 브리티시 포크 사운드의 정점이자 시대를 초월한 불멸의 노스탤지어 명곡으로 음악적 권위를 공인받았습니다.</w:t>
+      </w:r>
+    </w:p>
+    <w:p>
+      <w:pPr>
+        <w:spacing w:line="324" w:lineRule="auto" w:before="200" w:after="80"/>
+      </w:pPr>
+      <w:r>
+        <w:rPr w:rFonts="맑은 고딕">
+          <w:rFonts w:ascii="맑은 고딕" w:hAnsi="맑은 고딕" w:eastAsia="맑은 고딕"/>
+          <w:b/>
+          <w:color w:val="1E3A8A"/>
+          <w:sz w:val="24"/>
+        </w:rPr>
+        <w:t>2. 아티스트 정보</w:t>
+      </w:r>
+    </w:p>
+    <w:p>
+      <w:pPr>
+        <w:spacing w:line="324" w:lineRule="auto" w:after="80"/>
+      </w:pPr>
+      <w:r>
+        <w:rPr w:rFonts="맑은 고딕">
+          <w:rFonts w:ascii="맑은 고딕" w:hAnsi="맑은 고딕" w:eastAsia="맑은 고딕"/>
+          <w:b w:val="0"/>
+          <w:color w:val="6B7280"/>
+          <w:sz w:val="21"/>
+        </w:rPr>
+        <w:t xml:space="preserve">· </w:t>
+      </w:r>
+      <w:r>
+        <w:rPr w:rFonts="맑은 고딕">
+          <w:rFonts w:ascii="맑은 고딕" w:hAnsi="맑은 고딕" w:eastAsia="맑은 고딕"/>
+          <w:b/>
+          <w:color w:val="1F2937"/>
+          <w:sz w:val="21"/>
+        </w:rPr>
+        <w:t xml:space="preserve">국적: </w:t>
+      </w:r>
+      <w:r>
+        <w:rPr w:rFonts="맑은 고딕">
+          <w:rFonts w:ascii="맑은 고딕" w:hAnsi="맑은 고딕" w:eastAsia="맑은 고딕"/>
+          <w:b w:val="0"/>
+          <w:sz w:val="21"/>
+        </w:rPr>
+        <w:t>영국 (웨일스)</w:t>
+      </w:r>
+    </w:p>
+    <w:p>
+      <w:pPr>
+        <w:spacing w:line="324" w:lineRule="auto" w:after="80"/>
+      </w:pPr>
+      <w:r>
+        <w:rPr w:rFonts="맑은 고딕">
+          <w:rFonts w:ascii="맑은 고딕" w:hAnsi="맑은 고딕" w:eastAsia="맑은 고딕"/>
+          <w:b w:val="0"/>
+          <w:color w:val="6B7280"/>
+          <w:sz w:val="21"/>
+        </w:rPr>
+        <w:t xml:space="preserve">· </w:t>
+      </w:r>
+      <w:r>
+        <w:rPr w:rFonts="맑은 고딕">
+          <w:rFonts w:ascii="맑은 고딕" w:hAnsi="맑은 고딕" w:eastAsia="맑은 고딕"/>
+          <w:b/>
+          <w:color w:val="1F2937"/>
+          <w:sz w:val="21"/>
+        </w:rPr>
+        <w:t xml:space="preserve">생몰년도: </w:t>
+      </w:r>
+      <w:r>
+        <w:rPr w:rFonts="맑은 고딕">
+          <w:rFonts w:ascii="맑은 고딕" w:hAnsi="맑은 고딕" w:eastAsia="맑은 고딕"/>
+          <w:b w:val="0"/>
+          <w:sz w:val="21"/>
+        </w:rPr>
+        <w:t>1950년 5월 3일 ~ 현재</w:t>
+      </w:r>
+    </w:p>
+    <w:p>
+      <w:pPr>
+        <w:spacing w:line="324" w:lineRule="auto" w:after="80"/>
+      </w:pPr>
+      <w:r>
+        <w:rPr w:rFonts="맑은 고딕">
+          <w:rFonts w:ascii="맑은 고딕" w:hAnsi="맑은 고딕" w:eastAsia="맑은 고딕"/>
+          <w:b w:val="0"/>
+          <w:color w:val="6B7280"/>
+          <w:sz w:val="21"/>
+        </w:rPr>
+        <w:t xml:space="preserve">· </w:t>
+      </w:r>
+      <w:r>
+        <w:rPr w:rFonts="맑은 고딕">
+          <w:rFonts w:ascii="맑은 고딕" w:hAnsi="맑은 고딕" w:eastAsia="맑은 고딕"/>
+          <w:b/>
+          <w:color w:val="1F2937"/>
+          <w:sz w:val="21"/>
+        </w:rPr>
+        <w:t xml:space="preserve">그룹 소속: </w:t>
+      </w:r>
+      <w:r>
+        <w:rPr w:rFonts="맑은 고딕">
+          <w:rFonts w:ascii="맑은 고딕" w:hAnsi="맑은 고딕" w:eastAsia="맑은 고딕"/>
+          <w:b w:val="0"/>
+          <w:sz w:val="21"/>
+        </w:rPr>
+        <w:t>솔로</w:t>
+      </w:r>
+    </w:p>
+    <w:p>
+      <w:pPr>
+        <w:spacing w:line="324" w:lineRule="auto" w:after="80"/>
+      </w:pPr>
+      <w:r>
+        <w:rPr w:rFonts="맑은 고딕">
+          <w:rFonts w:ascii="맑은 고딕" w:hAnsi="맑은 고딕" w:eastAsia="맑은 고딕"/>
+          <w:b w:val="0"/>
+          <w:color w:val="6B7280"/>
+          <w:sz w:val="21"/>
+        </w:rPr>
+        <w:t xml:space="preserve">· </w:t>
+      </w:r>
+      <w:r>
+        <w:rPr w:rFonts="맑은 고딕">
+          <w:rFonts w:ascii="맑은 고딕" w:hAnsi="맑은 고딕" w:eastAsia="맑은 고딕"/>
+          <w:b/>
+          <w:color w:val="1F2937"/>
+          <w:sz w:val="21"/>
+        </w:rPr>
+        <w:t xml:space="preserve">아티스트 소개: </w:t>
+      </w:r>
+      <w:r>
+        <w:rPr w:rFonts="맑은 고딕">
+          <w:rFonts w:ascii="맑은 고딕" w:hAnsi="맑은 고딕" w:eastAsia="맑은 고딕"/>
+          <w:b w:val="0"/>
+          <w:sz w:val="21"/>
+        </w:rPr>
+        <w:t>웨일스의 유려한 전통 음악적 뿌리와 천상의 맑은 음색을 겸비한 보컬리스트로, 1960년대 후반 브리티시 포크 리바이벌을 세계적인 주류 팝 무대로 이끈 독보적인 디바입니다. 화려한 기교 대신 영혼을 정화하는 투명한 목소리와 담백한 감성으로 포크 음악이 지닌 서정의 극치를 전 세계에 각인시켰습니다.</w:t>
+      </w:r>
+    </w:p>
+    <w:p>
+      <w:pPr>
+        <w:spacing w:line="324" w:lineRule="auto" w:before="200" w:after="80"/>
+      </w:pPr>
+      <w:r>
+        <w:rPr w:rFonts="맑은 고딕">
+          <w:rFonts w:ascii="맑은 고딕" w:hAnsi="맑은 고딕" w:eastAsia="맑은 고딕"/>
+          <w:b/>
+          <w:color w:val="1E3A8A"/>
+          <w:sz w:val="24"/>
+        </w:rPr>
+        <w:t>3. 음반 상세 분석</w:t>
+      </w:r>
+    </w:p>
+    <w:p>
+      <w:pPr>
+        <w:spacing w:line="324" w:lineRule="auto" w:after="80"/>
+      </w:pPr>
+      <w:r>
+        <w:rPr w:rFonts="맑은 고딕">
+          <w:rFonts w:ascii="맑은 고딕" w:hAnsi="맑은 고딕" w:eastAsia="맑은 고딕"/>
+          <w:b w:val="0"/>
+          <w:color w:val="6B7280"/>
+          <w:sz w:val="21"/>
+        </w:rPr>
+        <w:t xml:space="preserve">· </w:t>
+      </w:r>
+      <w:r>
+        <w:rPr w:rFonts="맑은 고딕">
+          <w:rFonts w:ascii="맑은 고딕" w:hAnsi="맑은 고딕" w:eastAsia="맑은 고딕"/>
+          <w:b/>
+          <w:color w:val="1F2937"/>
+          <w:sz w:val="21"/>
+        </w:rPr>
+        <w:t xml:space="preserve">역사적 위치: </w:t>
+      </w:r>
+      <w:r>
+        <w:rPr w:rFonts="맑은 고딕">
+          <w:rFonts w:ascii="맑은 고딕" w:hAnsi="맑은 고딕" w:eastAsia="맑은 고딕"/>
+          <w:b w:val="0"/>
+          <w:sz w:val="21"/>
+        </w:rPr>
+        <w:t>러시아 전통 가곡 '먼 길(Dorogoi dlinnoyu)'에 바탕을 둔 애상적인 선율에 진 래스킨의 영문 가사가 더해진 본 작은, 유럽 전통 민요의 우수가 20세기 대중음악의 품 안에서 가장 찬란하게 부활한 기념비적 이정표입니다.</w:t>
+      </w:r>
+    </w:p>
+    <w:p>
+      <w:pPr>
+        <w:spacing w:line="324" w:lineRule="auto" w:after="80"/>
+      </w:pPr>
+      <w:r>
+        <w:rPr w:rFonts="맑은 고딕">
+          <w:rFonts w:ascii="맑은 고딕" w:hAnsi="맑은 고딕" w:eastAsia="맑은 고딕"/>
+          <w:b w:val="0"/>
+          <w:color w:val="6B7280"/>
+          <w:sz w:val="21"/>
+        </w:rPr>
+        <w:t xml:space="preserve">· </w:t>
+      </w:r>
+      <w:r>
+        <w:rPr w:rFonts="맑은 고딕">
+          <w:rFonts w:ascii="맑은 고딕" w:hAnsi="맑은 고딕" w:eastAsia="맑은 고딕"/>
+          <w:b/>
+          <w:color w:val="1F2937"/>
+          <w:sz w:val="21"/>
+        </w:rPr>
+        <w:t xml:space="preserve">시대의 흔적(스토리텔링): </w:t>
+      </w:r>
+      <w:r>
+        <w:rPr w:rFonts="맑은 고딕">
+          <w:rFonts w:ascii="맑은 고딕" w:hAnsi="맑은 고딕" w:eastAsia="맑은 고딕"/>
+          <w:b w:val="0"/>
+          <w:sz w:val="21"/>
+        </w:rPr>
+        <w:t>반전 운동과 청년 문화의 격동이 몰아치던 1968년, 혼돈과 불안의 시대를 살아가던 대중에게 지나간 날들의 순수와 잃어버린 낙원을 환기하며 세대를 초월한 집단적 위안과 애틋한 향수를 선사한 시대의 서정적 기록물입니다.</w:t>
+      </w:r>
+    </w:p>
+    <w:p>
+      <w:pPr>
+        <w:spacing w:line="324" w:lineRule="auto" w:before="200" w:after="80"/>
+      </w:pPr>
+      <w:r>
+        <w:rPr w:rFonts="맑은 고딕">
+          <w:rFonts w:ascii="맑은 고딕" w:hAnsi="맑은 고딕" w:eastAsia="맑은 고딕"/>
+          <w:b/>
+          <w:color w:val="1E3A8A"/>
+          <w:sz w:val="24"/>
+        </w:rPr>
+        <w:t>4. 주요 수록곡 및 감상 제언</w:t>
+      </w:r>
+    </w:p>
+    <w:p>
+      <w:pPr>
+        <w:spacing w:line="324" w:lineRule="auto" w:after="80"/>
+      </w:pPr>
+      <w:r>
+        <w:rPr w:rFonts="맑은 고딕">
+          <w:rFonts w:ascii="맑은 고딕" w:hAnsi="맑은 고딕" w:eastAsia="맑은 고딕"/>
+          <w:b w:val="0"/>
+          <w:color w:val="6B7280"/>
+          <w:sz w:val="21"/>
+        </w:rPr>
+        <w:t xml:space="preserve">· </w:t>
+      </w:r>
+      <w:r>
+        <w:rPr w:rFonts="맑은 고딕">
+          <w:rFonts w:ascii="맑은 고딕" w:hAnsi="맑은 고딕" w:eastAsia="맑은 고딕"/>
+          <w:b/>
+          <w:color w:val="1F2937"/>
+          <w:sz w:val="21"/>
+        </w:rPr>
+        <w:t xml:space="preserve">주요 수록곡 특징: </w:t>
+      </w:r>
+      <w:r>
+        <w:rPr w:rFonts="맑은 고딕">
+          <w:rFonts w:ascii="맑은 고딕" w:hAnsi="맑은 고딕" w:eastAsia="맑은 고딕"/>
+          <w:b w:val="0"/>
+          <w:sz w:val="21"/>
+        </w:rPr>
+        <w:t>불멸의 타이틀곡 'Those Were the Days'는 어쿠스틱 기타, 발랄라이카, 아코디언이 자아내는 이국적이고 낭만적인 반주 위로 메리 홉킨의 청명한 목소리가 얹히며, 청춘의 환희와 세월의 무상함을 극적으로 교차시키는 서사적 감동을 선사합니다.</w:t>
+      </w:r>
+    </w:p>
+    <w:p>
+      <w:pPr>
+        <w:spacing w:line="324" w:lineRule="auto" w:after="80"/>
+      </w:pPr>
+      <w:r>
+        <w:rPr w:rFonts="맑은 고딕">
+          <w:rFonts w:ascii="맑은 고딕" w:hAnsi="맑은 고딕" w:eastAsia="맑은 고딕"/>
+          <w:b w:val="0"/>
+          <w:color w:val="6B7280"/>
+          <w:sz w:val="21"/>
+        </w:rPr>
+        <w:t xml:space="preserve">· </w:t>
+      </w:r>
+      <w:r>
+        <w:rPr w:rFonts="맑은 고딕">
+          <w:rFonts w:ascii="맑은 고딕" w:hAnsi="맑은 고딕" w:eastAsia="맑은 고딕"/>
+          <w:b/>
+          <w:color w:val="1F2937"/>
+          <w:sz w:val="21"/>
+        </w:rPr>
+        <w:t xml:space="preserve">빈티지 감상 제언: </w:t>
+      </w:r>
+      <w:r>
+        <w:rPr w:rFonts="맑은 고딕">
+          <w:rFonts w:ascii="맑은 고딕" w:hAnsi="맑은 고딕" w:eastAsia="맑은 고딕"/>
+          <w:b w:val="0"/>
+          <w:sz w:val="21"/>
+        </w:rPr>
+        <w:t>LP 그루브 위를 미끄러지는 바늘 끝에서 피어나는 현악기와 타악기의 생생한 아날로그 질감, 진공관 앰프를 통해 증폭되는 홉킨의 미세한 숨결과 순수한 잔향은 디지털 매체에서는 결코 느낄 수 없는 깊은 공간감과 온기를 전달합니다.</w:t>
+      </w:r>
+    </w:p>
+    <w:p>
+      <w:pPr>
+        <w:spacing w:line="324" w:lineRule="auto" w:after="80"/>
+      </w:pPr>
+      <w:r>
+        <w:rPr w:rFonts="맑은 고딕">
+          <w:rFonts w:ascii="맑은 고딕" w:hAnsi="맑은 고딕" w:eastAsia="맑은 고딕"/>
+          <w:b w:val="0"/>
+          <w:color w:val="6B7280"/>
+          <w:sz w:val="21"/>
+        </w:rPr>
+        <w:t xml:space="preserve">· </w:t>
+      </w:r>
+      <w:r>
+        <w:rPr w:rFonts="맑은 고딕">
+          <w:rFonts w:ascii="맑은 고딕" w:hAnsi="맑은 고딕" w:eastAsia="맑은 고딕"/>
+          <w:b/>
+          <w:color w:val="1F2937"/>
+          <w:sz w:val="21"/>
+        </w:rPr>
+        <w:t xml:space="preserve">소장 가치: </w:t>
+      </w:r>
+      <w:r>
+        <w:rPr w:rFonts="맑은 고딕">
+          <w:rFonts w:ascii="맑은 고딕" w:hAnsi="맑은 고딕" w:eastAsia="맑은 고딕"/>
+          <w:b w:val="0"/>
+          <w:sz w:val="21"/>
+        </w:rPr>
+        <w:t>애플 레코드 초창기의 눈부신 음악적 유산이자 브리티시 포크 팝의 정수를 품고 있는 역사적 앨범으로, 바이닐 애호가라면 서재의 턴테이블 곁에 영구히 간직해야 할 독보적인 소장 가치를 지닙니다.</w:t>
+      </w:r>
+    </w:p>
+    <w:p>
+      <w:pPr>
+        <w:spacing w:line="324" w:lineRule="auto" w:after="120" w:before="160"/>
+      </w:pPr>
+      <w:r>
+        <w:rPr w:rFonts="맑은 고딕">
+          <w:rFonts w:ascii="맑은 고딕" w:hAnsi="맑은 고딕" w:eastAsia="맑은 고딕"/>
+          <w:b/>
+          <w:color w:val="4338CA"/>
+          <w:sz w:val="21"/>
+        </w:rPr>
+        <w:t>이 음반을 통해 세월이 흘러도 변치 않는 청춘의 찬란한 기억과 아날로그 바이닐이 전해주는 감동을 다시 한번 경험해 보시는 것은 어떨까요?</w:t>
       </w:r>
     </w:p>
     <w:sectPr>
       <w:pgSz w:w="12240" w:h="15840"/>
-      <w:pgMar w:top="1440" w:right="1440" w:bottom="1440" w:left="1440" w:header="720" w:footer="720" w:gutter="0"/>
+      <w:pgMar w:top="1152" w:right="1296" w:bottom="1152" w:left="1296" w:header="720" w:footer="720" w:gutter="0"/>
       <w:cols w:space="720"/>
       <w:docGrid w:linePitch="360"/>
     </w:sectPr>

--- a/word_reports/LP_0235_위치_280_Mary Hopkin_Those Were th.docx
+++ b/word_reports/LP_0235_위치_280_Mary Hopkin_Those Were th.docx
@@ -32,7 +32,7 @@
     </w:p>
     <w:p>
       <w:pPr>
-        <w:spacing w:line="324" w:lineRule="auto" w:before="80" w:after="160"/>
+        <w:spacing w:line="324" w:lineRule="auto" w:before="80" w:after="120"/>
       </w:pPr>
       <w:r>
         <w:rPr w:rFonts="맑은 고딕">
@@ -42,13 +42,6 @@
           <w:sz w:val="22"/>
         </w:rPr>
         <w:t xml:space="preserve">[음반 소개] </w:t>
-      </w:r>
-      <w:r>
-        <w:rPr w:rFonts="맑은 고딕">
-          <w:rFonts w:ascii="맑은 고딕" w:hAnsi="맑은 고딕" w:eastAsia="맑은 고딕"/>
-          <w:b w:val="0"/>
-          <w:sz w:val="21"/>
-        </w:rPr>
       </w:r>
     </w:p>
     <w:p>
@@ -61,7 +54,33 @@
           <w:b w:val="0"/>
           <w:sz w:val="21"/>
         </w:rPr>
-        <w:t>메리 홉킨의 순백처럼 맑고 청아한 음색은 시간의 강을 거슬러 아득한 청춘의 기억을 소환하는 신비로운 힘을 지니고 있습니다. 비틀즈의 폴 매카트니가 발굴하고 제작을 맡아 세상에 울려 퍼진 이 작품은, 슬라브풍의 애수 어린 멜로디와 포크의 순수함이 결합하여 팝 음악사에 불멸의 서정시로 남았습니다. 상실과 그리움을 노래하면서도 따스한 온기로 마음을 어루만지는 선율은, 반세기가 지난 오늘날에도 여전히 우리의 가슴속에 깊고 푸른 여운을 남깁니다.</w:t>
+        <w:t>1968년, 격동과 변혁으로 요동치던 대중음악계의 한가운데에서 메리 홉킨(Mary Hopkin)의 등장은 한 줄기 맑은 새벽 안개와도 같았습니다. 당대 최고의 밴드 비틀즈가 자신들의 예술적 이상향을 실현하고자 설립한 '애플 레코드(Apple Records)'의 기념비적인 출발점에서, 폴 매카트니의 혜안으로 발굴된 이 열여덟 살의 웨일스 출신 소녀는 단숨에 전 세계 음악 애호가들의 심장을 관통했습니다. 사이키델릭 록과 전위적 사운드가 범람하던 시대의 격류 속에서, 오직 투명한 어쿠스틱 선율과 티 없이 맑은 음성만으로 완성된 이 음반은 대중음악이 도달할 수 있는 가장 순수한 서정의 극치를 보여주었습니다.</w:t>
+      </w:r>
+    </w:p>
+    <w:p>
+      <w:pPr>
+        <w:spacing w:line="324" w:lineRule="auto" w:after="120"/>
+      </w:pPr>
+      <w:r>
+        <w:rPr w:rFonts="맑은 고딕">
+          <w:rFonts w:ascii="맑은 고딕" w:hAnsi="맑은 고딕" w:eastAsia="맑은 고딕"/>
+          <w:b w:val="0"/>
+          <w:sz w:val="21"/>
+        </w:rPr>
+        <w:t>러시아의 전통 로망스 'Dorogoi dlinnoyu(먼 길)'를 원곡으로 한 타이틀곡 'Those Were the Days'는 진 라스킨(Gene Raskin)의 유려한 영문 가사와 폴 매카트니의 탁월한 프로듀싱을 거치며 불멸의 클래식으로 재탄생했습니다. 앨범 전반을 관통하는 정조는 단순한 복고풍의 모방이 아닙니다. 지나간 청춘의 찬란했던 시절을 회상하고, 영원할 줄 알았던 꿈들이 세월의 물결 속에 흩어져 가는 찰나의 순간을 음악적 시(詩)로 승화시킨 실존적 성찰입니다. 발랄라이카와 클라리넷, 현악기가 자아내는 이국적이며 클래시컬한 앙상블은 메리 홉킨의 순결한 보컬과 절묘하게 맞물려 듣는 이로 하여금 가슴 저린 향수에 젖어 들게 만듭니다.</w:t>
+      </w:r>
+    </w:p>
+    <w:p>
+      <w:pPr>
+        <w:spacing w:line="324" w:lineRule="auto" w:after="120"/>
+      </w:pPr>
+      <w:r>
+        <w:rPr w:rFonts="맑은 고딕">
+          <w:rFonts w:ascii="맑은 고딕" w:hAnsi="맑은 고딕" w:eastAsia="맑은 고딕"/>
+          <w:b w:val="0"/>
+          <w:sz w:val="21"/>
+        </w:rPr>
+        <w:t>메리 홉킨이 전하고자 했던 예술적 본질은 인위적인 기교나 상업적 화려함에 기대지 않는 자연 그대로의 울림이었습니다. 그녀의 목소리는 웨일스의 푸른 계곡과 유구한 음유시인의 전통을 고스란히 품고 있으며, 반세기가 지난 오늘날에 이르러서도 그 생명력을 잃지 않고 있습니다. 디지털 음향의 차가운 해상도로는 결코 포착할 수 없는 이 따뜻하고 애수 어린 아날로그의 숨결은, 각박한 현대 사회를 살아가는 우리에게 잃어버린 감성의 원형을 일깨우며 세대를 초월한 깊은 감동을 선사합니다.</w:t>
       </w:r>
     </w:p>
     <w:p>
@@ -168,7 +187,7 @@
           <w:b w:val="0"/>
           <w:sz w:val="21"/>
         </w:rPr>
-        <w:t>1968년 비틀즈가 설립한 애플 레코드(Apple Records)의 출범과 함께 공개된 역사적인 음반으로, 폴 매카트니가 직접 프로듀싱을 맡아 민요의 고전성과 현대 팝의 세련미를 집대성한 걸작입니다.</w:t>
+        <w:t>1968년 비틀즈가 설립한 애플 레코드(Apple Records)를 통해 전 세계에 발매되었으며, 폴 매카트니가 직접 프로듀싱을 맡아 포크와 챔버 팝의 이상적인 조화를 이룩한 역사적 데뷔 걸작입니다.</w:t>
       </w:r>
     </w:p>
     <w:p>
@@ -199,7 +218,7 @@
           <w:b w:val="0"/>
           <w:sz w:val="21"/>
         </w:rPr>
-        <w:t>발매 직후 영국 싱글 차트에서 비틀즈의 'Hey Jude'를 밀어내고 당당히 1위를 차지했으며, 미국 빌보드 핫 100 차트 2위 및 글로벌 800만 장 이상의 경이적인 판매고를 기록하며 전 세계적인 신드롬을 일으켰습니다.</w:t>
+        <w:t>발매 직후 영국 오피셜 싱글 차트에서 비틀즈의 명곡 'Hey Jude'를 밀어내고 1위를 차지했으며, 미국 빌보드 핫 100 차트 2위에 오르며 전 세계적으로 800만 장 이상의 경이적인 판매고를 기록했습니다.</w:t>
       </w:r>
     </w:p>
     <w:p>
@@ -230,7 +249,7 @@
           <w:b w:val="0"/>
           <w:sz w:val="21"/>
         </w:rPr>
-        <w:t>전 세계 다수 국가에서 골드 레코드(RIAA) 인증을 획득하였으며, 1960년대 브리티시 포크 사운드의 정점이자 시대를 초월한 불멸의 노스탤지어 명곡으로 음악적 권위를 공인받았습니다.</w:t>
+        <w:t>전 세계 수많은 국가에서 골드 및 플래티넘 인증을 획득하였으며, 1960년대 말 포크 리바이벌과 브리티시 팝의 황금기를 대표하는 불후의 명반으로 음악사에 공인받고 있습니다.</w:t>
       </w:r>
     </w:p>
     <w:p>
@@ -368,7 +387,7 @@
           <w:b w:val="0"/>
           <w:sz w:val="21"/>
         </w:rPr>
-        <w:t>웨일스의 유려한 전통 음악적 뿌리와 천상의 맑은 음색을 겸비한 보컬리스트로, 1960년대 후반 브리티시 포크 리바이벌을 세계적인 주류 팝 무대로 이끈 독보적인 디바입니다. 화려한 기교 대신 영혼을 정화하는 투명한 목소리와 담백한 감성으로 포크 음악이 지닌 서정의 극치를 전 세계에 각인시켰습니다.</w:t>
+        <w:t>웨일스의 유서 깊은 음유시인 전통과 포크의 서정성을 현대 대중음악에 찬란하게 아로새긴 독보적인 보컬리스트입니다. 폴 매카트니와 조지 마틴의 절대적인 지지 속에 애플 레코드의 대표 아티스트로 활약하며, 맑고 투명한 음색 하나로 전 세계를 사로잡은 팝 역사상 가장 고결한 순수성의 상징입니다.</w:t>
       </w:r>
     </w:p>
     <w:p>
@@ -413,7 +432,7 @@
           <w:b w:val="0"/>
           <w:sz w:val="21"/>
         </w:rPr>
-        <w:t>러시아 전통 가곡 '먼 길(Dorogoi dlinnoyu)'에 바탕을 둔 애상적인 선율에 진 래스킨의 영문 가사가 더해진 본 작은, 유럽 전통 민요의 우수가 20세기 대중음악의 품 안에서 가장 찬란하게 부활한 기념비적 이정표입니다.</w:t>
+        <w:t>록의 팽창과 급진적 사운드 실험이 극에 달했던 1968년, 정통 어쿠스틱 포크와 슬라브풍 멜로디의 결합이라는 파격적인 미학으로 대중음악의 스펙트럼을 넓힌 명반입니다. 화려한 전자 악기 없이도 세계적 차트를 석권할 수 있음을 증명한 챔버 포크의 기념비적 성취입니다.</w:t>
       </w:r>
     </w:p>
     <w:p>
@@ -444,7 +463,7 @@
           <w:b w:val="0"/>
           <w:sz w:val="21"/>
         </w:rPr>
-        <w:t>반전 운동과 청년 문화의 격동이 몰아치던 1968년, 혼돈과 불안의 시대를 살아가던 대중에게 지나간 날들의 순수와 잃어버린 낙원을 환기하며 세대를 초월한 집단적 위안과 애틋한 향수를 선사한 시대의 서정적 기록물입니다.</w:t>
+        <w:t>1968년은 전 세계 젊은이들이 이상과 혁명을 부르짖던 격동의 해였습니다. 이 앨범은 그 폭풍 같은 시대 속에서 청춘의 덧없음, 술잔을 부딪치며 영원을 꿈꾸었던 순수한 날들에 대한 헌사를 담아내며 당시 젊은이들에게 깊은 정서적 안식처와 낭만을 안겨주었습니다.</w:t>
       </w:r>
     </w:p>
     <w:p>
@@ -489,7 +508,7 @@
           <w:b w:val="0"/>
           <w:sz w:val="21"/>
         </w:rPr>
-        <w:t>불멸의 타이틀곡 'Those Were the Days'는 어쿠스틱 기타, 발랄라이카, 아코디언이 자아내는 이국적이고 낭만적인 반주 위로 메리 홉킨의 청명한 목소리가 얹히며, 청춘의 환희와 세월의 무상함을 극적으로 교차시키는 서사적 감동을 선사합니다.</w:t>
+        <w:t>타이틀곡 'Those Were the Days'는 경쾌한 발랄라이카 반주와 멜랑콜리한 멜로디가 대조를 이루며 벅찬 감동을 자아내고, 함께 수록된 서정적인 발라드 트랙들은 어쿠스틱 기타와 오케스트레이션이 메리 홉킨의 청아한 비브라토를 우아하게 감싸며 한 편의 고전 수필을 읽는 듯한 서정을 전합니다.</w:t>
       </w:r>
     </w:p>
     <w:p>
@@ -520,7 +539,7 @@
           <w:b w:val="0"/>
           <w:sz w:val="21"/>
         </w:rPr>
-        <w:t>LP 그루브 위를 미끄러지는 바늘 끝에서 피어나는 현악기와 타악기의 생생한 아날로그 질감, 진공관 앰프를 통해 증폭되는 홉킨의 미세한 숨결과 순수한 잔향은 디지털 매체에서는 결코 느낄 수 없는 깊은 공간감과 온기를 전달합니다.</w:t>
+        <w:t>턴테이블의 바늘이 LP의 소리골을 지날 때 피어오르는 온화한 아날로그 노이즈는 이 음반의 향수를 배가시킵니다. 진공관 앰프 특유의 두툼하고 따뜻한 배음과 어우러질 때, 메리 홉킨의 미성은 마치 눈앞에서 육성으로 노래하는 듯 생생한 입체감과 눈부신 질감으로 공간을 채웁니다.</w:t>
       </w:r>
     </w:p>
     <w:p>
@@ -551,7 +570,7 @@
           <w:b w:val="0"/>
           <w:sz w:val="21"/>
         </w:rPr>
-        <w:t>애플 레코드 초창기의 눈부신 음악적 유산이자 브리티시 포크 팝의 정수를 품고 있는 역사적 앨범으로, 바이닐 애호가라면 서재의 턴테이블 곁에 영구히 간직해야 할 독보적인 소장 가치를 지닙니다.</w:t>
+        <w:t>전설적인 애플 레코드의 시초를 상징하는 녹색 사과 라벨의 상징성은 물론, 1960년대 후반 포크 팝의 정점을 오롯이 담고 있어 아날로그 사운드의 정수를 탐미하는 LP 컬렉터라면 반드시 턴테이블 곁에 갖추어야 할 필청 명반입니다.</w:t>
       </w:r>
     </w:p>
     <w:p>
@@ -565,7 +584,7 @@
           <w:color w:val="4338CA"/>
           <w:sz w:val="21"/>
         </w:rPr>
-        <w:t>이 음반을 통해 세월이 흘러도 변치 않는 청춘의 찬란한 기억과 아날로그 바이닐이 전해주는 감동을 다시 한번 경험해 보시는 것은 어떨까요?</w:t>
+        <w:t>이 음반을 통해 아련한 젊은 날의 노스탤지어와 순수했던 시절의 따뜻한 온기가 전해주는 감동을 다시 한번 경험해 보시는 것은 어떨까요?</w:t>
       </w:r>
     </w:p>
     <w:sectPr>
